--- a/output/第10期計画_キックオフ会議資料_第5稿.docx
+++ b/output/第10期計画_キックオフ会議資料_第5稿.docx
@@ -7401,7 +7401,7 @@
           <w:b w:val="0"/>
           <w:sz w:val="19"/>
         </w:rPr>
-        <w:t>※ 資料の受領状況及び確認事項は、別冊「必要事項の一覧」（8シート）に集約しています。現時点で、資料の提供15件、方針の決定19件、日程・体制6件、成果品の仕様7件、国・道の告示待ち5件、受託者の作業7件です。</w:t>
+        <w:t>※ 資料の受領状況及び確認事項は、別冊「必要事項の一覧」（8シート）に集約しています。現時点で、資料の提供15件、方針の決定19件、日程・体制6件、成果品の仕様7件、国・道の告示待ち5件、受託者の作業8件です。</w:t>
       </w:r>
     </w:p>
     <w:p>

--- a/output/第10期計画_キックオフ会議資料_第5稿.docx
+++ b/output/第10期計画_キックオフ会議資料_第5稿.docx
@@ -430,7 +430,7 @@
           <w:b w:val="0"/>
           <w:sz w:val="21"/>
         </w:rPr>
-        <w:t>仕様書・設計書の要求事項を、業務管理と意思決定に使える形で整理します。なお、仕様書の定めにより、受託者は業務の各工程においてその都度発注者の意向を確認しながら業務を進めます。本資料に記載する推計の前提、シナリオ及び計画の方向性は、特にご意向を確認した旨を明記したものを除き、受託者の案又は作業上の前提であり、決定した事項ではありません。仕様書４（3）が定める4調査のうち、健康とくらしの調査は個票データを受領し集計・クロス集計・分析を完了しています。他の3調査は令和8年8月4日に第10期分（23の法人・事業者、102ファイル）を受領し、点検と集計を行いました。集計方法を決めないと計画本文の数値が変わる事項が4件あり、本日ご意向を確認します。</w:t>
+        <w:t>仕様書・設計書の要求事項を、業務管理と意思決定に使える形で整理します。なお、仕様書の定めにより、受託者は業務の各工程においてその都度発注者の意向を確認しながら業務を進めます。本資料に記載する推計の前提、シナリオ及び計画の方向性は、特にご意向を確認した旨を明記したものを除き、受託者の案又は作業上の前提であり、決定した事項ではありません。仕様書４（3）が定める4調査のうち、健康とくらしの調査は個票データを受領し集計・クロス集計・分析を完了しています。他の3調査は令和8年8月4日に第10期分（23の法人・事業者、102ファイル）を受領し、点検と集計を行いました。集計方法を決めないと計画本文の数値が変わる事項が5件あり、本日ご意向を確認します。</w:t>
       </w:r>
     </w:p>
     <w:tbl>
@@ -1554,7 +1554,7 @@
                 <w:b w:val="0"/>
                 <w:sz w:val="18"/>
               </w:rPr>
-              <w:t>健康とくらしの調査は個票4,729票を受領し分析完了。他3調査は第10期分102ファイルを受領し点検・集計済（点検事項31件、うち重大4件）</w:t>
+              <w:t>健康とくらしの調査は個票4,729票を受領し分析完了。他3調査は第10期分102ファイルを受領し点検・集計済（点検事項32件、うち重大5件）</w:t>
             </w:r>
           </w:p>
         </w:tc>
@@ -5675,7 +5675,7 @@
                 <w:b w:val="0"/>
                 <w:sz w:val="18"/>
               </w:rPr>
-              <w:t>令和6～8年度実績の受領、3調査の点検事項の解消（重大4件のご意向の確認）</w:t>
+              <w:t>令和6～8年度実績の受領、3調査の点検事項の解消（重大5件のご意向の確認）</w:t>
             </w:r>
           </w:p>
         </w:tc>
@@ -7007,7 +7007,7 @@
                 <w:b w:val="0"/>
                 <w:sz w:val="18"/>
               </w:rPr>
-              <w:t>点検事項31件の取扱い。特に重大4件（職員数の二重計上、利用者票の回答の偏り、所在地区の集計の可否、老健・通所リハの介護職員数と見える化の乖離）</w:t>
+              <w:t>点検事項32件の取扱い。特に重大5件（職員数の二重計上、利用者票の回答の偏り、所在地区の集計の可否、老健・通所リハの介護職員数と見える化の乖離）</w:t>
             </w:r>
           </w:p>
         </w:tc>
@@ -8251,7 +8251,7 @@
                 <w:b w:val="0"/>
                 <w:sz w:val="18"/>
               </w:rPr>
-              <w:t>実施済み3調査の点検事項の取扱い（重大4件）と事業所への照会</w:t>
+              <w:t>実施済み3調査の点検事項の取扱い（重大5件）と事業所への照会</w:t>
             </w:r>
           </w:p>
         </w:tc>
@@ -8935,7 +8935,7 @@
           <w:rFonts w:ascii="游ゴシック" w:hAnsi="游ゴシック" w:eastAsia="游ゴシック"/>
           <w:sz w:val="21"/>
         </w:rPr>
-        <w:t>・3調査の点検事項31件を整理し、重大4件のご意向を確認したうえで計画本文へ反映します。要介護度別認定者数は令和8年8月4日に見える化B3系列で受領しました。将来推計の第2段階に必要なサービス種別・要介護度別の受給者数の受領を進めます。</w:t>
+        <w:t>・3調査の点検事項32件を整理し、重大5件のご意向を確認したうえで計画本文へ反映します。要介護度別認定者数は令和8年8月4日に見える化B3系列で受領しました。将来推計の第2段階に必要なサービス種別・要介護度別の受給者数の受領を進めます。</w:t>
       </w:r>
     </w:p>
     <w:p>
